--- a/TH_AnToanWeb&CSDL/TranTangTruongThinh_2387701939_Lab4.docx
+++ b/TH_AnToanWeb&CSDL/TranTangTruongThinh_2387701939_Lab4.docx
@@ -387,6 +387,7 @@
         <w:t xml:space="preserve"> windows </w:t>
       </w:r>
       <w:proofErr w:type="spellStart"/>
+      <w:proofErr w:type="gramStart"/>
       <w:r>
         <w:rPr>
           <w:rFonts w:ascii="Times New Roman" w:hAnsi="Times New Roman" w:cs="Times New Roman"/>
@@ -422,6 +423,7 @@
         </w:rPr>
         <w:t>192.168.44.135</w:t>
       </w:r>
+      <w:proofErr w:type="gramEnd"/>
       <w:r>
         <w:rPr>
           <w:rFonts w:ascii="Times New Roman" w:hAnsi="Times New Roman" w:cs="Times New Roman"/>
@@ -3076,6 +3078,7 @@
           <w:rFonts w:ascii="Times New Roman" w:hAnsi="Times New Roman" w:cs="Times New Roman"/>
           <w:b/>
           <w:bCs/>
+          <w:noProof/>
           <w:sz w:val="32"/>
           <w:szCs w:val="32"/>
         </w:rPr>
@@ -3236,6 +3239,7 @@
       <w:r>
         <w:rPr>
           <w:rFonts w:ascii="Times New Roman" w:hAnsi="Times New Roman" w:cs="Times New Roman"/>
+          <w:noProof/>
           <w:sz w:val="32"/>
           <w:szCs w:val="32"/>
         </w:rPr>
@@ -3334,6 +3338,7 @@
       <w:r>
         <w:rPr>
           <w:rFonts w:ascii="Times New Roman" w:hAnsi="Times New Roman" w:cs="Times New Roman"/>
+          <w:noProof/>
           <w:sz w:val="32"/>
           <w:szCs w:val="32"/>
         </w:rPr>
@@ -3433,6 +3438,7 @@
       <w:r>
         <w:rPr>
           <w:rFonts w:ascii="Times New Roman" w:hAnsi="Times New Roman" w:cs="Times New Roman"/>
+          <w:noProof/>
           <w:sz w:val="32"/>
           <w:szCs w:val="32"/>
         </w:rPr>
@@ -3499,6 +3505,1166 @@
           <w:szCs w:val="32"/>
         </w:rPr>
         <w:t xml:space="preserve"> 9: </w:t>
+      </w:r>
+      <w:proofErr w:type="spellStart"/>
+      <w:r>
+        <w:rPr>
+          <w:rFonts w:ascii="Times New Roman" w:hAnsi="Times New Roman" w:cs="Times New Roman"/>
+          <w:sz w:val="32"/>
+          <w:szCs w:val="32"/>
+        </w:rPr>
+        <w:t>Khởi</w:t>
+      </w:r>
+      <w:proofErr w:type="spellEnd"/>
+      <w:r>
+        <w:rPr>
+          <w:rFonts w:ascii="Times New Roman" w:hAnsi="Times New Roman" w:cs="Times New Roman"/>
+          <w:sz w:val="32"/>
+          <w:szCs w:val="32"/>
+        </w:rPr>
+        <w:t xml:space="preserve"> </w:t>
+      </w:r>
+      <w:proofErr w:type="spellStart"/>
+      <w:r>
+        <w:rPr>
+          <w:rFonts w:ascii="Times New Roman" w:hAnsi="Times New Roman" w:cs="Times New Roman"/>
+          <w:sz w:val="32"/>
+          <w:szCs w:val="32"/>
+        </w:rPr>
+        <w:t>tạo</w:t>
+      </w:r>
+      <w:proofErr w:type="spellEnd"/>
+      <w:r>
+        <w:rPr>
+          <w:rFonts w:ascii="Times New Roman" w:hAnsi="Times New Roman" w:cs="Times New Roman"/>
+          <w:sz w:val="32"/>
+          <w:szCs w:val="32"/>
+        </w:rPr>
+        <w:t xml:space="preserve"> instance Gruyere</w:t>
+      </w:r>
+    </w:p>
+    <w:p>
+      <w:pPr>
+        <w:jc w:val="center"/>
+        <w:rPr>
+          <w:rFonts w:ascii="Times New Roman" w:hAnsi="Times New Roman" w:cs="Times New Roman"/>
+          <w:sz w:val="32"/>
+          <w:szCs w:val="32"/>
+        </w:rPr>
+      </w:pPr>
+    </w:p>
+    <w:p>
+      <w:pPr>
+        <w:jc w:val="center"/>
+        <w:rPr>
+          <w:rFonts w:ascii="Times New Roman" w:hAnsi="Times New Roman" w:cs="Times New Roman"/>
+          <w:sz w:val="32"/>
+          <w:szCs w:val="32"/>
+        </w:rPr>
+      </w:pPr>
+      <w:r>
+        <w:rPr>
+          <w:rFonts w:ascii="Times New Roman" w:hAnsi="Times New Roman" w:cs="Times New Roman"/>
+          <w:sz w:val="32"/>
+          <w:szCs w:val="32"/>
+        </w:rPr>
+        <w:lastRenderedPageBreak/>
+        <w:drawing>
+          <wp:inline distT="0" distB="0" distL="0" distR="0" wp14:anchorId="7724DD9A" wp14:editId="617DA079">
+            <wp:extent cx="5943600" cy="3610610"/>
+            <wp:effectExtent l="0" t="0" r="0" b="8890"/>
+            <wp:docPr id="1495337418" name="Picture 1"/>
+            <wp:cNvGraphicFramePr>
+              <a:graphicFrameLocks xmlns:a="http://schemas.openxmlformats.org/drawingml/2006/main" noChangeAspect="1"/>
+            </wp:cNvGraphicFramePr>
+            <a:graphic xmlns:a="http://schemas.openxmlformats.org/drawingml/2006/main">
+              <a:graphicData uri="http://schemas.openxmlformats.org/drawingml/2006/picture">
+                <pic:pic xmlns:pic="http://schemas.openxmlformats.org/drawingml/2006/picture">
+                  <pic:nvPicPr>
+                    <pic:cNvPr id="1495337418" name=""/>
+                    <pic:cNvPicPr/>
+                  </pic:nvPicPr>
+                  <pic:blipFill>
+                    <a:blip r:embed="rId14"/>
+                    <a:stretch>
+                      <a:fillRect/>
+                    </a:stretch>
+                  </pic:blipFill>
+                  <pic:spPr>
+                    <a:xfrm>
+                      <a:off x="0" y="0"/>
+                      <a:ext cx="5943600" cy="3610610"/>
+                    </a:xfrm>
+                    <a:prstGeom prst="rect">
+                      <a:avLst/>
+                    </a:prstGeom>
+                  </pic:spPr>
+                </pic:pic>
+              </a:graphicData>
+            </a:graphic>
+          </wp:inline>
+        </w:drawing>
+      </w:r>
+    </w:p>
+    <w:p>
+      <w:pPr>
+        <w:jc w:val="center"/>
+        <w:rPr>
+          <w:rFonts w:ascii="Times New Roman" w:hAnsi="Times New Roman" w:cs="Times New Roman"/>
+          <w:sz w:val="32"/>
+          <w:szCs w:val="32"/>
+        </w:rPr>
+      </w:pPr>
+      <w:proofErr w:type="spellStart"/>
+      <w:r>
+        <w:rPr>
+          <w:rFonts w:ascii="Times New Roman" w:hAnsi="Times New Roman" w:cs="Times New Roman"/>
+          <w:sz w:val="32"/>
+          <w:szCs w:val="32"/>
+        </w:rPr>
+        <w:t>Hình</w:t>
+      </w:r>
+      <w:proofErr w:type="spellEnd"/>
+      <w:r>
+        <w:rPr>
+          <w:rFonts w:ascii="Times New Roman" w:hAnsi="Times New Roman" w:cs="Times New Roman"/>
+          <w:sz w:val="32"/>
+          <w:szCs w:val="32"/>
+        </w:rPr>
+        <w:t xml:space="preserve"> 10: File script.html</w:t>
+      </w:r>
+    </w:p>
+    <w:p>
+      <w:pPr>
+        <w:jc w:val="center"/>
+        <w:rPr>
+          <w:rFonts w:ascii="Times New Roman" w:hAnsi="Times New Roman" w:cs="Times New Roman"/>
+          <w:sz w:val="32"/>
+          <w:szCs w:val="32"/>
+        </w:rPr>
+      </w:pPr>
+    </w:p>
+    <w:p>
+      <w:pPr>
+        <w:jc w:val="center"/>
+        <w:rPr>
+          <w:rFonts w:ascii="Times New Roman" w:hAnsi="Times New Roman" w:cs="Times New Roman"/>
+          <w:sz w:val="32"/>
+          <w:szCs w:val="32"/>
+        </w:rPr>
+      </w:pPr>
+      <w:r>
+        <w:rPr>
+          <w:rFonts w:ascii="Times New Roman" w:hAnsi="Times New Roman" w:cs="Times New Roman"/>
+          <w:sz w:val="32"/>
+          <w:szCs w:val="32"/>
+        </w:rPr>
+        <w:drawing>
+          <wp:inline distT="0" distB="0" distL="0" distR="0" wp14:anchorId="76190B31" wp14:editId="03BE2529">
+            <wp:extent cx="5943600" cy="2443480"/>
+            <wp:effectExtent l="0" t="0" r="0" b="0"/>
+            <wp:docPr id="1155666187" name="Picture 1"/>
+            <wp:cNvGraphicFramePr>
+              <a:graphicFrameLocks xmlns:a="http://schemas.openxmlformats.org/drawingml/2006/main" noChangeAspect="1"/>
+            </wp:cNvGraphicFramePr>
+            <a:graphic xmlns:a="http://schemas.openxmlformats.org/drawingml/2006/main">
+              <a:graphicData uri="http://schemas.openxmlformats.org/drawingml/2006/picture">
+                <pic:pic xmlns:pic="http://schemas.openxmlformats.org/drawingml/2006/picture">
+                  <pic:nvPicPr>
+                    <pic:cNvPr id="1155666187" name=""/>
+                    <pic:cNvPicPr/>
+                  </pic:nvPicPr>
+                  <pic:blipFill>
+                    <a:blip r:embed="rId15"/>
+                    <a:stretch>
+                      <a:fillRect/>
+                    </a:stretch>
+                  </pic:blipFill>
+                  <pic:spPr>
+                    <a:xfrm>
+                      <a:off x="0" y="0"/>
+                      <a:ext cx="5943600" cy="2443480"/>
+                    </a:xfrm>
+                    <a:prstGeom prst="rect">
+                      <a:avLst/>
+                    </a:prstGeom>
+                  </pic:spPr>
+                </pic:pic>
+              </a:graphicData>
+            </a:graphic>
+          </wp:inline>
+        </w:drawing>
+      </w:r>
+    </w:p>
+    <w:p>
+      <w:pPr>
+        <w:jc w:val="center"/>
+        <w:rPr>
+          <w:rFonts w:ascii="Times New Roman" w:hAnsi="Times New Roman" w:cs="Times New Roman"/>
+          <w:sz w:val="32"/>
+          <w:szCs w:val="32"/>
+        </w:rPr>
+      </w:pPr>
+      <w:proofErr w:type="spellStart"/>
+      <w:r>
+        <w:rPr>
+          <w:rFonts w:ascii="Times New Roman" w:hAnsi="Times New Roman" w:cs="Times New Roman"/>
+          <w:sz w:val="32"/>
+          <w:szCs w:val="32"/>
+        </w:rPr>
+        <w:t>Hình</w:t>
+      </w:r>
+      <w:proofErr w:type="spellEnd"/>
+      <w:r>
+        <w:rPr>
+          <w:rFonts w:ascii="Times New Roman" w:hAnsi="Times New Roman" w:cs="Times New Roman"/>
+          <w:sz w:val="32"/>
+          <w:szCs w:val="32"/>
+        </w:rPr>
+        <w:t xml:space="preserve"> 11: </w:t>
+      </w:r>
+      <w:proofErr w:type="spellStart"/>
+      <w:r>
+        <w:rPr>
+          <w:rFonts w:ascii="Times New Roman" w:hAnsi="Times New Roman" w:cs="Times New Roman"/>
+          <w:sz w:val="32"/>
+          <w:szCs w:val="32"/>
+        </w:rPr>
+        <w:t>Hộp</w:t>
+      </w:r>
+      <w:proofErr w:type="spellEnd"/>
+      <w:r>
+        <w:rPr>
+          <w:rFonts w:ascii="Times New Roman" w:hAnsi="Times New Roman" w:cs="Times New Roman"/>
+          <w:sz w:val="32"/>
+          <w:szCs w:val="32"/>
+        </w:rPr>
+        <w:t xml:space="preserve"> </w:t>
+      </w:r>
+      <w:proofErr w:type="spellStart"/>
+      <w:r>
+        <w:rPr>
+          <w:rFonts w:ascii="Times New Roman" w:hAnsi="Times New Roman" w:cs="Times New Roman"/>
+          <w:sz w:val="32"/>
+          <w:szCs w:val="32"/>
+        </w:rPr>
+        <w:t>thoại</w:t>
+      </w:r>
+      <w:proofErr w:type="spellEnd"/>
+      <w:r>
+        <w:rPr>
+          <w:rFonts w:ascii="Times New Roman" w:hAnsi="Times New Roman" w:cs="Times New Roman"/>
+          <w:sz w:val="32"/>
+          <w:szCs w:val="32"/>
+        </w:rPr>
+        <w:t xml:space="preserve"> </w:t>
+      </w:r>
+      <w:proofErr w:type="spellStart"/>
+      <w:r>
+        <w:rPr>
+          <w:rFonts w:ascii="Times New Roman" w:hAnsi="Times New Roman" w:cs="Times New Roman"/>
+          <w:sz w:val="32"/>
+          <w:szCs w:val="32"/>
+        </w:rPr>
+        <w:t>cảnh</w:t>
+      </w:r>
+      <w:proofErr w:type="spellEnd"/>
+      <w:r>
+        <w:rPr>
+          <w:rFonts w:ascii="Times New Roman" w:hAnsi="Times New Roman" w:cs="Times New Roman"/>
+          <w:sz w:val="32"/>
+          <w:szCs w:val="32"/>
+        </w:rPr>
+        <w:t xml:space="preserve"> </w:t>
+      </w:r>
+      <w:proofErr w:type="spellStart"/>
+      <w:r>
+        <w:rPr>
+          <w:rFonts w:ascii="Times New Roman" w:hAnsi="Times New Roman" w:cs="Times New Roman"/>
+          <w:sz w:val="32"/>
+          <w:szCs w:val="32"/>
+        </w:rPr>
+        <w:t>báo</w:t>
+      </w:r>
+      <w:proofErr w:type="spellEnd"/>
+      <w:r>
+        <w:rPr>
+          <w:rFonts w:ascii="Times New Roman" w:hAnsi="Times New Roman" w:cs="Times New Roman"/>
+          <w:sz w:val="32"/>
+          <w:szCs w:val="32"/>
+        </w:rPr>
+        <w:t xml:space="preserve"> "Truong Thinh XSS ATTACK!" </w:t>
+      </w:r>
+      <w:proofErr w:type="spellStart"/>
+      <w:r>
+        <w:rPr>
+          <w:rFonts w:ascii="Times New Roman" w:hAnsi="Times New Roman" w:cs="Times New Roman"/>
+          <w:sz w:val="32"/>
+          <w:szCs w:val="32"/>
+        </w:rPr>
+        <w:t>kích</w:t>
+      </w:r>
+      <w:proofErr w:type="spellEnd"/>
+      <w:r>
+        <w:rPr>
+          <w:rFonts w:ascii="Times New Roman" w:hAnsi="Times New Roman" w:cs="Times New Roman"/>
+          <w:sz w:val="32"/>
+          <w:szCs w:val="32"/>
+        </w:rPr>
+        <w:t xml:space="preserve"> </w:t>
+      </w:r>
+      <w:proofErr w:type="spellStart"/>
+      <w:r>
+        <w:rPr>
+          <w:rFonts w:ascii="Times New Roman" w:hAnsi="Times New Roman" w:cs="Times New Roman"/>
+          <w:sz w:val="32"/>
+          <w:szCs w:val="32"/>
+        </w:rPr>
+        <w:t>hoạt</w:t>
+      </w:r>
+      <w:proofErr w:type="spellEnd"/>
+      <w:r>
+        <w:rPr>
+          <w:rFonts w:ascii="Times New Roman" w:hAnsi="Times New Roman" w:cs="Times New Roman"/>
+          <w:sz w:val="32"/>
+          <w:szCs w:val="32"/>
+        </w:rPr>
+        <w:t xml:space="preserve"> </w:t>
+      </w:r>
+      <w:proofErr w:type="spellStart"/>
+      <w:r>
+        <w:rPr>
+          <w:rFonts w:ascii="Times New Roman" w:hAnsi="Times New Roman" w:cs="Times New Roman"/>
+          <w:sz w:val="32"/>
+          <w:szCs w:val="32"/>
+        </w:rPr>
+        <w:t>thành</w:t>
+      </w:r>
+      <w:proofErr w:type="spellEnd"/>
+      <w:r>
+        <w:rPr>
+          <w:rFonts w:ascii="Times New Roman" w:hAnsi="Times New Roman" w:cs="Times New Roman"/>
+          <w:sz w:val="32"/>
+          <w:szCs w:val="32"/>
+        </w:rPr>
+        <w:t xml:space="preserve"> </w:t>
+      </w:r>
+      <w:proofErr w:type="spellStart"/>
+      <w:r>
+        <w:rPr>
+          <w:rFonts w:ascii="Times New Roman" w:hAnsi="Times New Roman" w:cs="Times New Roman"/>
+          <w:sz w:val="32"/>
+          <w:szCs w:val="32"/>
+        </w:rPr>
+        <w:t>công</w:t>
+      </w:r>
+      <w:proofErr w:type="spellEnd"/>
+      <w:r>
+        <w:rPr>
+          <w:rFonts w:ascii="Times New Roman" w:hAnsi="Times New Roman" w:cs="Times New Roman"/>
+          <w:sz w:val="32"/>
+          <w:szCs w:val="32"/>
+        </w:rPr>
+        <w:t xml:space="preserve"> </w:t>
+      </w:r>
+      <w:proofErr w:type="spellStart"/>
+      <w:r>
+        <w:rPr>
+          <w:rFonts w:ascii="Times New Roman" w:hAnsi="Times New Roman" w:cs="Times New Roman"/>
+          <w:sz w:val="32"/>
+          <w:szCs w:val="32"/>
+        </w:rPr>
+        <w:t>từ</w:t>
+      </w:r>
+      <w:proofErr w:type="spellEnd"/>
+      <w:r>
+        <w:rPr>
+          <w:rFonts w:ascii="Times New Roman" w:hAnsi="Times New Roman" w:cs="Times New Roman"/>
+          <w:sz w:val="32"/>
+          <w:szCs w:val="32"/>
+        </w:rPr>
+        <w:t xml:space="preserve"> </w:t>
+      </w:r>
+      <w:proofErr w:type="spellStart"/>
+      <w:r>
+        <w:rPr>
+          <w:rFonts w:ascii="Times New Roman" w:hAnsi="Times New Roman" w:cs="Times New Roman"/>
+          <w:sz w:val="32"/>
+          <w:szCs w:val="32"/>
+        </w:rPr>
+        <w:t>tệp</w:t>
+      </w:r>
+      <w:proofErr w:type="spellEnd"/>
+      <w:r>
+        <w:rPr>
+          <w:rFonts w:ascii="Times New Roman" w:hAnsi="Times New Roman" w:cs="Times New Roman"/>
+          <w:sz w:val="32"/>
+          <w:szCs w:val="32"/>
+        </w:rPr>
+        <w:t xml:space="preserve"> script.html </w:t>
+      </w:r>
+      <w:proofErr w:type="spellStart"/>
+      <w:r>
+        <w:rPr>
+          <w:rFonts w:ascii="Times New Roman" w:hAnsi="Times New Roman" w:cs="Times New Roman"/>
+          <w:sz w:val="32"/>
+          <w:szCs w:val="32"/>
+        </w:rPr>
+        <w:t>đã</w:t>
+      </w:r>
+      <w:proofErr w:type="spellEnd"/>
+      <w:r>
+        <w:rPr>
+          <w:rFonts w:ascii="Times New Roman" w:hAnsi="Times New Roman" w:cs="Times New Roman"/>
+          <w:sz w:val="32"/>
+          <w:szCs w:val="32"/>
+        </w:rPr>
+        <w:t xml:space="preserve"> </w:t>
+      </w:r>
+      <w:proofErr w:type="spellStart"/>
+      <w:r>
+        <w:rPr>
+          <w:rFonts w:ascii="Times New Roman" w:hAnsi="Times New Roman" w:cs="Times New Roman"/>
+          <w:sz w:val="32"/>
+          <w:szCs w:val="32"/>
+        </w:rPr>
+        <w:t>tải</w:t>
+      </w:r>
+      <w:proofErr w:type="spellEnd"/>
+      <w:r>
+        <w:rPr>
+          <w:rFonts w:ascii="Times New Roman" w:hAnsi="Times New Roman" w:cs="Times New Roman"/>
+          <w:sz w:val="32"/>
+          <w:szCs w:val="32"/>
+        </w:rPr>
+        <w:t xml:space="preserve"> </w:t>
+      </w:r>
+      <w:proofErr w:type="spellStart"/>
+      <w:r>
+        <w:rPr>
+          <w:rFonts w:ascii="Times New Roman" w:hAnsi="Times New Roman" w:cs="Times New Roman"/>
+          <w:sz w:val="32"/>
+          <w:szCs w:val="32"/>
+        </w:rPr>
+        <w:t>lên</w:t>
+      </w:r>
+      <w:proofErr w:type="spellEnd"/>
+      <w:r>
+        <w:rPr>
+          <w:rFonts w:ascii="Times New Roman" w:hAnsi="Times New Roman" w:cs="Times New Roman"/>
+          <w:sz w:val="32"/>
+          <w:szCs w:val="32"/>
+        </w:rPr>
+        <w:t>.</w:t>
+      </w:r>
+    </w:p>
+    <w:p>
+      <w:pPr>
+        <w:jc w:val="center"/>
+        <w:rPr>
+          <w:rFonts w:ascii="Times New Roman" w:hAnsi="Times New Roman" w:cs="Times New Roman"/>
+          <w:sz w:val="32"/>
+          <w:szCs w:val="32"/>
+        </w:rPr>
+      </w:pPr>
+    </w:p>
+    <w:p>
+      <w:pPr>
+        <w:jc w:val="center"/>
+        <w:rPr>
+          <w:rFonts w:ascii="Times New Roman" w:hAnsi="Times New Roman" w:cs="Times New Roman"/>
+          <w:sz w:val="32"/>
+          <w:szCs w:val="32"/>
+        </w:rPr>
+      </w:pPr>
+      <w:r>
+        <w:rPr>
+          <w:noProof/>
+        </w:rPr>
+        <w:lastRenderedPageBreak/>
+        <w:drawing>
+          <wp:inline distT="0" distB="0" distL="0" distR="0" wp14:anchorId="72DA91D4" wp14:editId="7D6E7F26">
+            <wp:extent cx="5943600" cy="1654175"/>
+            <wp:effectExtent l="0" t="0" r="0" b="3175"/>
+            <wp:docPr id="345944318" name="Picture 1"/>
+            <wp:cNvGraphicFramePr>
+              <a:graphicFrameLocks xmlns:a="http://schemas.openxmlformats.org/drawingml/2006/main" noChangeAspect="1"/>
+            </wp:cNvGraphicFramePr>
+            <a:graphic xmlns:a="http://schemas.openxmlformats.org/drawingml/2006/main">
+              <a:graphicData uri="http://schemas.openxmlformats.org/drawingml/2006/picture">
+                <pic:pic xmlns:pic="http://schemas.openxmlformats.org/drawingml/2006/picture">
+                  <pic:nvPicPr>
+                    <pic:cNvPr id="345944318" name=""/>
+                    <pic:cNvPicPr/>
+                  </pic:nvPicPr>
+                  <pic:blipFill>
+                    <a:blip r:embed="rId16"/>
+                    <a:stretch>
+                      <a:fillRect/>
+                    </a:stretch>
+                  </pic:blipFill>
+                  <pic:spPr>
+                    <a:xfrm>
+                      <a:off x="0" y="0"/>
+                      <a:ext cx="5943600" cy="1654175"/>
+                    </a:xfrm>
+                    <a:prstGeom prst="rect">
+                      <a:avLst/>
+                    </a:prstGeom>
+                  </pic:spPr>
+                </pic:pic>
+              </a:graphicData>
+            </a:graphic>
+          </wp:inline>
+        </w:drawing>
+      </w:r>
+    </w:p>
+    <w:p>
+      <w:pPr>
+        <w:jc w:val="center"/>
+        <w:rPr>
+          <w:rFonts w:ascii="Times New Roman" w:hAnsi="Times New Roman" w:cs="Times New Roman"/>
+          <w:sz w:val="32"/>
+          <w:szCs w:val="32"/>
+        </w:rPr>
+      </w:pPr>
+      <w:proofErr w:type="spellStart"/>
+      <w:r>
+        <w:rPr>
+          <w:rFonts w:ascii="Times New Roman" w:hAnsi="Times New Roman" w:cs="Times New Roman"/>
+          <w:sz w:val="32"/>
+          <w:szCs w:val="32"/>
+        </w:rPr>
+        <w:t>Hình</w:t>
+      </w:r>
+      <w:proofErr w:type="spellEnd"/>
+      <w:r>
+        <w:rPr>
+          <w:rFonts w:ascii="Times New Roman" w:hAnsi="Times New Roman" w:cs="Times New Roman"/>
+          <w:sz w:val="32"/>
+          <w:szCs w:val="32"/>
+        </w:rPr>
+        <w:t xml:space="preserve"> 12: </w:t>
+      </w:r>
+      <w:r>
+        <w:rPr>
+          <w:rFonts w:ascii="Times New Roman" w:hAnsi="Times New Roman" w:cs="Times New Roman"/>
+          <w:sz w:val="32"/>
+          <w:szCs w:val="32"/>
+        </w:rPr>
+        <w:t xml:space="preserve">Khai </w:t>
+      </w:r>
+      <w:proofErr w:type="spellStart"/>
+      <w:r>
+        <w:rPr>
+          <w:rFonts w:ascii="Times New Roman" w:hAnsi="Times New Roman" w:cs="Times New Roman"/>
+          <w:sz w:val="32"/>
+          <w:szCs w:val="32"/>
+        </w:rPr>
+        <w:t>thác</w:t>
+      </w:r>
+      <w:proofErr w:type="spellEnd"/>
+      <w:r>
+        <w:rPr>
+          <w:rFonts w:ascii="Times New Roman" w:hAnsi="Times New Roman" w:cs="Times New Roman"/>
+          <w:sz w:val="32"/>
+          <w:szCs w:val="32"/>
+        </w:rPr>
+        <w:t xml:space="preserve"> Reflected XSS </w:t>
+      </w:r>
+      <w:proofErr w:type="spellStart"/>
+      <w:r>
+        <w:rPr>
+          <w:rFonts w:ascii="Times New Roman" w:hAnsi="Times New Roman" w:cs="Times New Roman"/>
+          <w:sz w:val="32"/>
+          <w:szCs w:val="32"/>
+        </w:rPr>
+        <w:t>thành</w:t>
+      </w:r>
+      <w:proofErr w:type="spellEnd"/>
+      <w:r>
+        <w:rPr>
+          <w:rFonts w:ascii="Times New Roman" w:hAnsi="Times New Roman" w:cs="Times New Roman"/>
+          <w:sz w:val="32"/>
+          <w:szCs w:val="32"/>
+        </w:rPr>
+        <w:t xml:space="preserve"> </w:t>
+      </w:r>
+      <w:proofErr w:type="spellStart"/>
+      <w:r>
+        <w:rPr>
+          <w:rFonts w:ascii="Times New Roman" w:hAnsi="Times New Roman" w:cs="Times New Roman"/>
+          <w:sz w:val="32"/>
+          <w:szCs w:val="32"/>
+        </w:rPr>
+        <w:t>công</w:t>
+      </w:r>
+      <w:proofErr w:type="spellEnd"/>
+      <w:r>
+        <w:rPr>
+          <w:rFonts w:ascii="Times New Roman" w:hAnsi="Times New Roman" w:cs="Times New Roman"/>
+          <w:sz w:val="32"/>
+          <w:szCs w:val="32"/>
+        </w:rPr>
+        <w:t xml:space="preserve">. Payload </w:t>
+      </w:r>
+      <w:proofErr w:type="spellStart"/>
+      <w:r>
+        <w:rPr>
+          <w:rFonts w:ascii="Times New Roman" w:hAnsi="Times New Roman" w:cs="Times New Roman"/>
+          <w:sz w:val="32"/>
+          <w:szCs w:val="32"/>
+        </w:rPr>
+        <w:t>được</w:t>
+      </w:r>
+      <w:proofErr w:type="spellEnd"/>
+      <w:r>
+        <w:rPr>
+          <w:rFonts w:ascii="Times New Roman" w:hAnsi="Times New Roman" w:cs="Times New Roman"/>
+          <w:sz w:val="32"/>
+          <w:szCs w:val="32"/>
+        </w:rPr>
+        <w:t xml:space="preserve"> </w:t>
+      </w:r>
+      <w:proofErr w:type="spellStart"/>
+      <w:r>
+        <w:rPr>
+          <w:rFonts w:ascii="Times New Roman" w:hAnsi="Times New Roman" w:cs="Times New Roman"/>
+          <w:sz w:val="32"/>
+          <w:szCs w:val="32"/>
+        </w:rPr>
+        <w:t>chèn</w:t>
+      </w:r>
+      <w:proofErr w:type="spellEnd"/>
+      <w:r>
+        <w:rPr>
+          <w:rFonts w:ascii="Times New Roman" w:hAnsi="Times New Roman" w:cs="Times New Roman"/>
+          <w:sz w:val="32"/>
+          <w:szCs w:val="32"/>
+        </w:rPr>
+        <w:t xml:space="preserve"> </w:t>
+      </w:r>
+      <w:proofErr w:type="spellStart"/>
+      <w:r>
+        <w:rPr>
+          <w:rFonts w:ascii="Times New Roman" w:hAnsi="Times New Roman" w:cs="Times New Roman"/>
+          <w:sz w:val="32"/>
+          <w:szCs w:val="32"/>
+        </w:rPr>
+        <w:t>trong</w:t>
+      </w:r>
+      <w:proofErr w:type="spellEnd"/>
+      <w:r>
+        <w:rPr>
+          <w:rFonts w:ascii="Times New Roman" w:hAnsi="Times New Roman" w:cs="Times New Roman"/>
+          <w:sz w:val="32"/>
+          <w:szCs w:val="32"/>
+        </w:rPr>
+        <w:t xml:space="preserve"> </w:t>
+      </w:r>
+      <w:proofErr w:type="spellStart"/>
+      <w:r>
+        <w:rPr>
+          <w:rFonts w:ascii="Times New Roman" w:hAnsi="Times New Roman" w:cs="Times New Roman"/>
+          <w:sz w:val="32"/>
+          <w:szCs w:val="32"/>
+        </w:rPr>
+        <w:t>đường</w:t>
+      </w:r>
+      <w:proofErr w:type="spellEnd"/>
+      <w:r>
+        <w:rPr>
+          <w:rFonts w:ascii="Times New Roman" w:hAnsi="Times New Roman" w:cs="Times New Roman"/>
+          <w:sz w:val="32"/>
+          <w:szCs w:val="32"/>
+        </w:rPr>
+        <w:t xml:space="preserve"> </w:t>
+      </w:r>
+      <w:proofErr w:type="spellStart"/>
+      <w:r>
+        <w:rPr>
+          <w:rFonts w:ascii="Times New Roman" w:hAnsi="Times New Roman" w:cs="Times New Roman"/>
+          <w:sz w:val="32"/>
+          <w:szCs w:val="32"/>
+        </w:rPr>
+        <w:t>dẫn</w:t>
+      </w:r>
+      <w:proofErr w:type="spellEnd"/>
+      <w:r>
+        <w:rPr>
+          <w:rFonts w:ascii="Times New Roman" w:hAnsi="Times New Roman" w:cs="Times New Roman"/>
+          <w:sz w:val="32"/>
+          <w:szCs w:val="32"/>
+        </w:rPr>
+        <w:t xml:space="preserve"> URL </w:t>
+      </w:r>
+      <w:proofErr w:type="spellStart"/>
+      <w:r>
+        <w:rPr>
+          <w:rFonts w:ascii="Times New Roman" w:hAnsi="Times New Roman" w:cs="Times New Roman"/>
+          <w:sz w:val="32"/>
+          <w:szCs w:val="32"/>
+        </w:rPr>
+        <w:t>và</w:t>
+      </w:r>
+      <w:proofErr w:type="spellEnd"/>
+      <w:r>
+        <w:rPr>
+          <w:rFonts w:ascii="Times New Roman" w:hAnsi="Times New Roman" w:cs="Times New Roman"/>
+          <w:sz w:val="32"/>
+          <w:szCs w:val="32"/>
+        </w:rPr>
+        <w:t xml:space="preserve"> </w:t>
+      </w:r>
+      <w:proofErr w:type="spellStart"/>
+      <w:r>
+        <w:rPr>
+          <w:rFonts w:ascii="Times New Roman" w:hAnsi="Times New Roman" w:cs="Times New Roman"/>
+          <w:sz w:val="32"/>
+          <w:szCs w:val="32"/>
+        </w:rPr>
+        <w:t>không</w:t>
+      </w:r>
+      <w:proofErr w:type="spellEnd"/>
+      <w:r>
+        <w:rPr>
+          <w:rFonts w:ascii="Times New Roman" w:hAnsi="Times New Roman" w:cs="Times New Roman"/>
+          <w:sz w:val="32"/>
+          <w:szCs w:val="32"/>
+        </w:rPr>
+        <w:t xml:space="preserve"> </w:t>
+      </w:r>
+      <w:proofErr w:type="spellStart"/>
+      <w:r>
+        <w:rPr>
+          <w:rFonts w:ascii="Times New Roman" w:hAnsi="Times New Roman" w:cs="Times New Roman"/>
+          <w:sz w:val="32"/>
+          <w:szCs w:val="32"/>
+        </w:rPr>
+        <w:t>được</w:t>
+      </w:r>
+      <w:proofErr w:type="spellEnd"/>
+      <w:r>
+        <w:rPr>
+          <w:rFonts w:ascii="Times New Roman" w:hAnsi="Times New Roman" w:cs="Times New Roman"/>
+          <w:sz w:val="32"/>
+          <w:szCs w:val="32"/>
+        </w:rPr>
+        <w:t xml:space="preserve"> </w:t>
+      </w:r>
+      <w:proofErr w:type="spellStart"/>
+      <w:r>
+        <w:rPr>
+          <w:rFonts w:ascii="Times New Roman" w:hAnsi="Times New Roman" w:cs="Times New Roman"/>
+          <w:sz w:val="32"/>
+          <w:szCs w:val="32"/>
+        </w:rPr>
+        <w:t>ứng</w:t>
+      </w:r>
+      <w:proofErr w:type="spellEnd"/>
+      <w:r>
+        <w:rPr>
+          <w:rFonts w:ascii="Times New Roman" w:hAnsi="Times New Roman" w:cs="Times New Roman"/>
+          <w:sz w:val="32"/>
+          <w:szCs w:val="32"/>
+        </w:rPr>
+        <w:t xml:space="preserve"> </w:t>
+      </w:r>
+      <w:proofErr w:type="spellStart"/>
+      <w:r>
+        <w:rPr>
+          <w:rFonts w:ascii="Times New Roman" w:hAnsi="Times New Roman" w:cs="Times New Roman"/>
+          <w:sz w:val="32"/>
+          <w:szCs w:val="32"/>
+        </w:rPr>
+        <w:t>dụng</w:t>
+      </w:r>
+      <w:proofErr w:type="spellEnd"/>
+      <w:r>
+        <w:rPr>
+          <w:rFonts w:ascii="Times New Roman" w:hAnsi="Times New Roman" w:cs="Times New Roman"/>
+          <w:sz w:val="32"/>
+          <w:szCs w:val="32"/>
+        </w:rPr>
+        <w:t xml:space="preserve"> </w:t>
+      </w:r>
+      <w:proofErr w:type="spellStart"/>
+      <w:r>
+        <w:rPr>
+          <w:rFonts w:ascii="Times New Roman" w:hAnsi="Times New Roman" w:cs="Times New Roman"/>
+          <w:sz w:val="32"/>
+          <w:szCs w:val="32"/>
+        </w:rPr>
+        <w:t>mã</w:t>
+      </w:r>
+      <w:proofErr w:type="spellEnd"/>
+      <w:r>
+        <w:rPr>
+          <w:rFonts w:ascii="Times New Roman" w:hAnsi="Times New Roman" w:cs="Times New Roman"/>
+          <w:sz w:val="32"/>
+          <w:szCs w:val="32"/>
+        </w:rPr>
+        <w:t xml:space="preserve"> </w:t>
+      </w:r>
+      <w:proofErr w:type="spellStart"/>
+      <w:r>
+        <w:rPr>
+          <w:rFonts w:ascii="Times New Roman" w:hAnsi="Times New Roman" w:cs="Times New Roman"/>
+          <w:sz w:val="32"/>
+          <w:szCs w:val="32"/>
+        </w:rPr>
+        <w:t>hóa</w:t>
+      </w:r>
+      <w:proofErr w:type="spellEnd"/>
+      <w:r>
+        <w:rPr>
+          <w:rFonts w:ascii="Times New Roman" w:hAnsi="Times New Roman" w:cs="Times New Roman"/>
+          <w:sz w:val="32"/>
+          <w:szCs w:val="32"/>
+        </w:rPr>
+        <w:t xml:space="preserve"> HTML </w:t>
+      </w:r>
+      <w:proofErr w:type="spellStart"/>
+      <w:r>
+        <w:rPr>
+          <w:rFonts w:ascii="Times New Roman" w:hAnsi="Times New Roman" w:cs="Times New Roman"/>
+          <w:sz w:val="32"/>
+          <w:szCs w:val="32"/>
+        </w:rPr>
+        <w:t>trước</w:t>
+      </w:r>
+      <w:proofErr w:type="spellEnd"/>
+      <w:r>
+        <w:rPr>
+          <w:rFonts w:ascii="Times New Roman" w:hAnsi="Times New Roman" w:cs="Times New Roman"/>
+          <w:sz w:val="32"/>
+          <w:szCs w:val="32"/>
+        </w:rPr>
+        <w:t xml:space="preserve"> </w:t>
+      </w:r>
+      <w:proofErr w:type="spellStart"/>
+      <w:r>
+        <w:rPr>
+          <w:rFonts w:ascii="Times New Roman" w:hAnsi="Times New Roman" w:cs="Times New Roman"/>
+          <w:sz w:val="32"/>
+          <w:szCs w:val="32"/>
+        </w:rPr>
+        <w:t>khi</w:t>
+      </w:r>
+      <w:proofErr w:type="spellEnd"/>
+      <w:r>
+        <w:rPr>
+          <w:rFonts w:ascii="Times New Roman" w:hAnsi="Times New Roman" w:cs="Times New Roman"/>
+          <w:sz w:val="32"/>
+          <w:szCs w:val="32"/>
+        </w:rPr>
+        <w:t xml:space="preserve"> </w:t>
+      </w:r>
+      <w:proofErr w:type="spellStart"/>
+      <w:r>
+        <w:rPr>
+          <w:rFonts w:ascii="Times New Roman" w:hAnsi="Times New Roman" w:cs="Times New Roman"/>
+          <w:sz w:val="32"/>
+          <w:szCs w:val="32"/>
+        </w:rPr>
+        <w:t>hiển</w:t>
+      </w:r>
+      <w:proofErr w:type="spellEnd"/>
+      <w:r>
+        <w:rPr>
+          <w:rFonts w:ascii="Times New Roman" w:hAnsi="Times New Roman" w:cs="Times New Roman"/>
+          <w:sz w:val="32"/>
+          <w:szCs w:val="32"/>
+        </w:rPr>
+        <w:t xml:space="preserve"> </w:t>
+      </w:r>
+      <w:proofErr w:type="spellStart"/>
+      <w:r>
+        <w:rPr>
+          <w:rFonts w:ascii="Times New Roman" w:hAnsi="Times New Roman" w:cs="Times New Roman"/>
+          <w:sz w:val="32"/>
+          <w:szCs w:val="32"/>
+        </w:rPr>
+        <w:t>thị</w:t>
+      </w:r>
+      <w:proofErr w:type="spellEnd"/>
+      <w:r>
+        <w:rPr>
+          <w:rFonts w:ascii="Times New Roman" w:hAnsi="Times New Roman" w:cs="Times New Roman"/>
+          <w:sz w:val="32"/>
+          <w:szCs w:val="32"/>
+        </w:rPr>
+        <w:t xml:space="preserve"> </w:t>
+      </w:r>
+      <w:proofErr w:type="spellStart"/>
+      <w:r>
+        <w:rPr>
+          <w:rFonts w:ascii="Times New Roman" w:hAnsi="Times New Roman" w:cs="Times New Roman"/>
+          <w:sz w:val="32"/>
+          <w:szCs w:val="32"/>
+        </w:rPr>
+        <w:t>trong</w:t>
+      </w:r>
+      <w:proofErr w:type="spellEnd"/>
+      <w:r>
+        <w:rPr>
+          <w:rFonts w:ascii="Times New Roman" w:hAnsi="Times New Roman" w:cs="Times New Roman"/>
+          <w:sz w:val="32"/>
+          <w:szCs w:val="32"/>
+        </w:rPr>
+        <w:t xml:space="preserve"> </w:t>
+      </w:r>
+      <w:proofErr w:type="spellStart"/>
+      <w:r>
+        <w:rPr>
+          <w:rFonts w:ascii="Times New Roman" w:hAnsi="Times New Roman" w:cs="Times New Roman"/>
+          <w:sz w:val="32"/>
+          <w:szCs w:val="32"/>
+        </w:rPr>
+        <w:t>trang</w:t>
+      </w:r>
+      <w:proofErr w:type="spellEnd"/>
+      <w:r>
+        <w:rPr>
+          <w:rFonts w:ascii="Times New Roman" w:hAnsi="Times New Roman" w:cs="Times New Roman"/>
+          <w:sz w:val="32"/>
+          <w:szCs w:val="32"/>
+        </w:rPr>
+        <w:t xml:space="preserve"> </w:t>
+      </w:r>
+      <w:proofErr w:type="spellStart"/>
+      <w:r>
+        <w:rPr>
+          <w:rFonts w:ascii="Times New Roman" w:hAnsi="Times New Roman" w:cs="Times New Roman"/>
+          <w:sz w:val="32"/>
+          <w:szCs w:val="32"/>
+        </w:rPr>
+        <w:t>lỗi</w:t>
+      </w:r>
+      <w:proofErr w:type="spellEnd"/>
+      <w:r>
+        <w:rPr>
+          <w:rFonts w:ascii="Times New Roman" w:hAnsi="Times New Roman" w:cs="Times New Roman"/>
+          <w:sz w:val="32"/>
+          <w:szCs w:val="32"/>
+        </w:rPr>
+        <w:t xml:space="preserve">. </w:t>
+      </w:r>
+      <w:proofErr w:type="spellStart"/>
+      <w:r>
+        <w:rPr>
+          <w:rFonts w:ascii="Times New Roman" w:hAnsi="Times New Roman" w:cs="Times New Roman"/>
+          <w:sz w:val="32"/>
+          <w:szCs w:val="32"/>
+        </w:rPr>
+        <w:t>Vì</w:t>
+      </w:r>
+      <w:proofErr w:type="spellEnd"/>
+      <w:r>
+        <w:rPr>
+          <w:rFonts w:ascii="Times New Roman" w:hAnsi="Times New Roman" w:cs="Times New Roman"/>
+          <w:sz w:val="32"/>
+          <w:szCs w:val="32"/>
+        </w:rPr>
+        <w:t xml:space="preserve"> </w:t>
+      </w:r>
+      <w:proofErr w:type="spellStart"/>
+      <w:r>
+        <w:rPr>
+          <w:rFonts w:ascii="Times New Roman" w:hAnsi="Times New Roman" w:cs="Times New Roman"/>
+          <w:sz w:val="32"/>
+          <w:szCs w:val="32"/>
+        </w:rPr>
+        <w:t>vậy</w:t>
+      </w:r>
+      <w:proofErr w:type="spellEnd"/>
+      <w:r>
+        <w:rPr>
+          <w:rFonts w:ascii="Times New Roman" w:hAnsi="Times New Roman" w:cs="Times New Roman"/>
+          <w:sz w:val="32"/>
+          <w:szCs w:val="32"/>
+        </w:rPr>
+        <w:t xml:space="preserve">, </w:t>
+      </w:r>
+      <w:proofErr w:type="spellStart"/>
+      <w:r>
+        <w:rPr>
+          <w:rFonts w:ascii="Times New Roman" w:hAnsi="Times New Roman" w:cs="Times New Roman"/>
+          <w:sz w:val="32"/>
+          <w:szCs w:val="32"/>
+        </w:rPr>
+        <w:t>trình</w:t>
+      </w:r>
+      <w:proofErr w:type="spellEnd"/>
+      <w:r>
+        <w:rPr>
+          <w:rFonts w:ascii="Times New Roman" w:hAnsi="Times New Roman" w:cs="Times New Roman"/>
+          <w:sz w:val="32"/>
+          <w:szCs w:val="32"/>
+        </w:rPr>
+        <w:t xml:space="preserve"> </w:t>
+      </w:r>
+      <w:proofErr w:type="spellStart"/>
+      <w:r>
+        <w:rPr>
+          <w:rFonts w:ascii="Times New Roman" w:hAnsi="Times New Roman" w:cs="Times New Roman"/>
+          <w:sz w:val="32"/>
+          <w:szCs w:val="32"/>
+        </w:rPr>
+        <w:t>duyệt</w:t>
+      </w:r>
+      <w:proofErr w:type="spellEnd"/>
+      <w:r>
+        <w:rPr>
+          <w:rFonts w:ascii="Times New Roman" w:hAnsi="Times New Roman" w:cs="Times New Roman"/>
+          <w:sz w:val="32"/>
+          <w:szCs w:val="32"/>
+        </w:rPr>
+        <w:t xml:space="preserve"> </w:t>
+      </w:r>
+      <w:proofErr w:type="spellStart"/>
+      <w:r>
+        <w:rPr>
+          <w:rFonts w:ascii="Times New Roman" w:hAnsi="Times New Roman" w:cs="Times New Roman"/>
+          <w:sz w:val="32"/>
+          <w:szCs w:val="32"/>
+        </w:rPr>
+        <w:t>đã</w:t>
+      </w:r>
+      <w:proofErr w:type="spellEnd"/>
+      <w:r>
+        <w:rPr>
+          <w:rFonts w:ascii="Times New Roman" w:hAnsi="Times New Roman" w:cs="Times New Roman"/>
+          <w:sz w:val="32"/>
+          <w:szCs w:val="32"/>
+        </w:rPr>
+        <w:t xml:space="preserve"> </w:t>
+      </w:r>
+      <w:proofErr w:type="spellStart"/>
+      <w:r>
+        <w:rPr>
+          <w:rFonts w:ascii="Times New Roman" w:hAnsi="Times New Roman" w:cs="Times New Roman"/>
+          <w:sz w:val="32"/>
+          <w:szCs w:val="32"/>
+        </w:rPr>
+        <w:t>thực</w:t>
+      </w:r>
+      <w:proofErr w:type="spellEnd"/>
+      <w:r>
+        <w:rPr>
+          <w:rFonts w:ascii="Times New Roman" w:hAnsi="Times New Roman" w:cs="Times New Roman"/>
+          <w:sz w:val="32"/>
+          <w:szCs w:val="32"/>
+        </w:rPr>
+        <w:t xml:space="preserve"> </w:t>
+      </w:r>
+      <w:proofErr w:type="spellStart"/>
+      <w:r>
+        <w:rPr>
+          <w:rFonts w:ascii="Times New Roman" w:hAnsi="Times New Roman" w:cs="Times New Roman"/>
+          <w:sz w:val="32"/>
+          <w:szCs w:val="32"/>
+        </w:rPr>
+        <w:t>thi</w:t>
+      </w:r>
+      <w:proofErr w:type="spellEnd"/>
+      <w:r>
+        <w:rPr>
+          <w:rFonts w:ascii="Times New Roman" w:hAnsi="Times New Roman" w:cs="Times New Roman"/>
+          <w:sz w:val="32"/>
+          <w:szCs w:val="32"/>
+        </w:rPr>
+        <w:t xml:space="preserve"> JavaScript </w:t>
+      </w:r>
+      <w:proofErr w:type="spellStart"/>
+      <w:r>
+        <w:rPr>
+          <w:rFonts w:ascii="Times New Roman" w:hAnsi="Times New Roman" w:cs="Times New Roman"/>
+          <w:sz w:val="32"/>
+          <w:szCs w:val="32"/>
+        </w:rPr>
+        <w:t>và</w:t>
+      </w:r>
+      <w:proofErr w:type="spellEnd"/>
+      <w:r>
+        <w:rPr>
+          <w:rFonts w:ascii="Times New Roman" w:hAnsi="Times New Roman" w:cs="Times New Roman"/>
+          <w:sz w:val="32"/>
+          <w:szCs w:val="32"/>
+        </w:rPr>
+        <w:t xml:space="preserve"> </w:t>
+      </w:r>
+      <w:proofErr w:type="spellStart"/>
+      <w:r>
+        <w:rPr>
+          <w:rFonts w:ascii="Times New Roman" w:hAnsi="Times New Roman" w:cs="Times New Roman"/>
+          <w:sz w:val="32"/>
+          <w:szCs w:val="32"/>
+        </w:rPr>
+        <w:t>hiển</w:t>
+      </w:r>
+      <w:proofErr w:type="spellEnd"/>
+      <w:r>
+        <w:rPr>
+          <w:rFonts w:ascii="Times New Roman" w:hAnsi="Times New Roman" w:cs="Times New Roman"/>
+          <w:sz w:val="32"/>
+          <w:szCs w:val="32"/>
+        </w:rPr>
+        <w:t xml:space="preserve"> </w:t>
+      </w:r>
+      <w:proofErr w:type="spellStart"/>
+      <w:r>
+        <w:rPr>
+          <w:rFonts w:ascii="Times New Roman" w:hAnsi="Times New Roman" w:cs="Times New Roman"/>
+          <w:sz w:val="32"/>
+          <w:szCs w:val="32"/>
+        </w:rPr>
+        <w:t>thị</w:t>
+      </w:r>
+      <w:proofErr w:type="spellEnd"/>
+      <w:r>
+        <w:rPr>
+          <w:rFonts w:ascii="Times New Roman" w:hAnsi="Times New Roman" w:cs="Times New Roman"/>
+          <w:sz w:val="32"/>
+          <w:szCs w:val="32"/>
+        </w:rPr>
+        <w:t xml:space="preserve"> </w:t>
+      </w:r>
+      <w:proofErr w:type="spellStart"/>
+      <w:r>
+        <w:rPr>
+          <w:rFonts w:ascii="Times New Roman" w:hAnsi="Times New Roman" w:cs="Times New Roman"/>
+          <w:sz w:val="32"/>
+          <w:szCs w:val="32"/>
+        </w:rPr>
+        <w:t>hộp</w:t>
+      </w:r>
+      <w:proofErr w:type="spellEnd"/>
+      <w:r>
+        <w:rPr>
+          <w:rFonts w:ascii="Times New Roman" w:hAnsi="Times New Roman" w:cs="Times New Roman"/>
+          <w:sz w:val="32"/>
+          <w:szCs w:val="32"/>
+        </w:rPr>
+        <w:t xml:space="preserve"> </w:t>
+      </w:r>
+      <w:proofErr w:type="spellStart"/>
+      <w:r>
+        <w:rPr>
+          <w:rFonts w:ascii="Times New Roman" w:hAnsi="Times New Roman" w:cs="Times New Roman"/>
+          <w:sz w:val="32"/>
+          <w:szCs w:val="32"/>
+        </w:rPr>
+        <w:t>thoại</w:t>
+      </w:r>
+      <w:proofErr w:type="spellEnd"/>
+      <w:r>
+        <w:rPr>
+          <w:rFonts w:ascii="Times New Roman" w:hAnsi="Times New Roman" w:cs="Times New Roman"/>
+          <w:sz w:val="32"/>
+          <w:szCs w:val="32"/>
+        </w:rPr>
+        <w:t xml:space="preserve"> “Truong Thinh Reflected XSS”.</w:t>
       </w:r>
     </w:p>
     <w:sectPr>
